--- a/fra/docx/49.content.docx
+++ b/fra/docx/49.content.docx
@@ -19,7 +19,7 @@
         <w:rPr>
           <w:lang w:val="fr_FR" w:bidi="fr_FR"/>
         </w:rPr>
-        <w:t>Resource: Notes d'étude - Introductions aux livres (Tyndale)</w:t>
+        <w:t>Resource: Tyndale Open Study Notes</w:t>
       </w:r>
       <w:r>
         <w:rPr>
@@ -112,7 +112,7 @@
         <w:rPr>
           <w:lang w:val="fr_FR" w:bidi="fr_FR"/>
         </w:rPr>
-        <w:t>Notes d'étude - Introductions aux livres (Tyndale)</w:t>
+        <w:t>Tyndale Open Study Notes</w:t>
       </w:r>
     </w:p>
     <w:p>

--- a/fra/docx/49.content.docx
+++ b/fra/docx/49.content.docx
@@ -19,7 +19,7 @@
         <w:rPr>
           <w:lang w:val="fr_FR" w:bidi="fr_FR"/>
         </w:rPr>
-        <w:t>Resource: Tyndale Open Study Notes</w:t>
+        <w:t>Resource: Aquifer Open Study Notes (Book Intros)</w:t>
       </w:r>
       <w:r>
         <w:rPr>
@@ -112,7 +112,7 @@
         <w:rPr>
           <w:lang w:val="fr_FR" w:bidi="fr_FR"/>
         </w:rPr>
-        <w:t>Tyndale Open Study Notes</w:t>
+        <w:t>Aquifer Open Study Notes (Book Intros)</w:t>
       </w:r>
     </w:p>
     <w:p>

--- a/fra/docx/49.content.docx
+++ b/fra/docx/49.content.docx
@@ -272,108 +272,72 @@
         </w:rPr>
         <w:t xml:space="preserve">Après une première visite de courte durée (voir </w:t>
       </w:r>
-      <w:hyperlink r:id="rId13">
-        <w:r>
-          <w:rPr>
-            <w:lang w:val="fr_FR" w:bidi="fr_FR"/>
-          </w:rPr>
-          <w:rPr>
-            <w:color w:val="0000EE"/>
-            <w:u w:val="single"/>
-          </w:rPr>
-          <w:t>Ac 18.19–21</w:t>
-        </w:r>
-      </w:hyperlink>
+      <w:r>
+        <w:rPr>
+          <w:lang w:val="fr_FR" w:bidi="fr_FR"/>
+        </w:rPr>
+        <w:t>Ac 18.19–21</w:t>
+      </w:r>
       <w:r>
         <w:rPr>
           <w:lang w:val="fr_FR" w:bidi="fr_FR"/>
         </w:rPr>
         <w:t xml:space="preserve">), Paul est revenu passer entre deux et trois ans dans cette grande ville florissante (voir </w:t>
       </w:r>
-      <w:hyperlink r:id="rId14">
-        <w:r>
-          <w:rPr>
-            <w:lang w:val="fr_FR" w:bidi="fr_FR"/>
-          </w:rPr>
-          <w:rPr>
-            <w:color w:val="0000EE"/>
-            <w:u w:val="single"/>
-          </w:rPr>
-          <w:t>Ac 19.1–20.1</w:t>
-        </w:r>
-      </w:hyperlink>
+      <w:r>
+        <w:rPr>
+          <w:lang w:val="fr_FR" w:bidi="fr_FR"/>
+        </w:rPr>
+        <w:t>Ac 19.1–20.1</w:t>
+      </w:r>
       <w:r>
         <w:rPr>
           <w:lang w:val="fr_FR" w:bidi="fr_FR"/>
         </w:rPr>
         <w:t xml:space="preserve">). Ce fut une période difficile pour lui : il a rencontré beaucoup d’opposition et a subi de nombreuses attaques (voir </w:t>
       </w:r>
-      <w:hyperlink r:id="rId15">
-        <w:r>
-          <w:rPr>
-            <w:lang w:val="fr_FR" w:bidi="fr_FR"/>
-          </w:rPr>
-          <w:rPr>
-            <w:color w:val="0000EE"/>
-            <w:u w:val="single"/>
-          </w:rPr>
-          <w:t>Ac 19.21–41</w:t>
-        </w:r>
-      </w:hyperlink>
+      <w:r>
+        <w:rPr>
+          <w:lang w:val="fr_FR" w:bidi="fr_FR"/>
+        </w:rPr>
+        <w:t>Ac 19.21–41</w:t>
+      </w:r>
       <w:r>
         <w:rPr>
           <w:lang w:val="fr_FR" w:bidi="fr_FR"/>
         </w:rPr>
         <w:t xml:space="preserve"> ; </w:t>
       </w:r>
-      <w:hyperlink r:id="rId16">
-        <w:r>
-          <w:rPr>
-            <w:lang w:val="fr_FR" w:bidi="fr_FR"/>
-          </w:rPr>
-          <w:rPr>
-            <w:color w:val="0000EE"/>
-            <w:u w:val="single"/>
-          </w:rPr>
-          <w:t>1Co 15.32</w:t>
-        </w:r>
-      </w:hyperlink>
+      <w:r>
+        <w:rPr>
+          <w:lang w:val="fr_FR" w:bidi="fr_FR"/>
+        </w:rPr>
+        <w:t>1Co 15.32</w:t>
+      </w:r>
       <w:r>
         <w:rPr>
           <w:lang w:val="fr_FR" w:bidi="fr_FR"/>
         </w:rPr>
         <w:t xml:space="preserve"> ; </w:t>
       </w:r>
-      <w:hyperlink r:id="rId17">
-        <w:r>
-          <w:rPr>
-            <w:lang w:val="fr_FR" w:bidi="fr_FR"/>
-          </w:rPr>
-          <w:rPr>
-            <w:color w:val="0000EE"/>
-            <w:u w:val="single"/>
-          </w:rPr>
-          <w:t>2Co 1.8–9</w:t>
-        </w:r>
-      </w:hyperlink>
+      <w:r>
+        <w:rPr>
+          <w:lang w:val="fr_FR" w:bidi="fr_FR"/>
+        </w:rPr>
+        <w:t>2Co 1.8–9</w:t>
+      </w:r>
       <w:r>
         <w:rPr>
           <w:lang w:val="fr_FR" w:bidi="fr_FR"/>
         </w:rPr>
         <w:t xml:space="preserve"> ; </w:t>
       </w:r>
-      <w:hyperlink r:id="rId18">
-        <w:r>
-          <w:rPr>
-            <w:lang w:val="fr_FR" w:bidi="fr_FR"/>
-          </w:rPr>
-          <w:rPr>
-            <w:color w:val="0000EE"/>
-            <w:u w:val="single"/>
-          </w:rPr>
-          <w:t>11.23–27</w:t>
-        </w:r>
-      </w:hyperlink>
+      <w:r>
+        <w:rPr>
+          <w:lang w:val="fr_FR" w:bidi="fr_FR"/>
+        </w:rPr>
+        <w:t>11.23–27</w:t>
+      </w:r>
       <w:r>
         <w:rPr>
           <w:lang w:val="fr_FR" w:bidi="fr_FR"/>
@@ -469,36 +433,24 @@
         </w:rPr>
         <w:t xml:space="preserve"> (</w:t>
       </w:r>
-      <w:hyperlink r:id="rId19">
-        <w:r>
-          <w:rPr>
-            <w:lang w:val="fr_FR" w:bidi="fr_FR"/>
-          </w:rPr>
-          <w:rPr>
-            <w:color w:val="0000EE"/>
-            <w:u w:val="single"/>
-          </w:rPr>
-          <w:t>chapitres 1–3</w:t>
-        </w:r>
-      </w:hyperlink>
+      <w:r>
+        <w:rPr>
+          <w:lang w:val="fr_FR" w:bidi="fr_FR"/>
+        </w:rPr>
+        <w:t>chapitres 1–3</w:t>
+      </w:r>
       <w:r>
         <w:rPr>
           <w:lang w:val="fr_FR" w:bidi="fr_FR"/>
         </w:rPr>
         <w:t>). Il donne également des instructions pratiques sur la manière dont les croyants doivent vivre en réponse, en se détournant de leur ancienne vie pour devenir vraiment bons et semblables au Christ (</w:t>
       </w:r>
-      <w:hyperlink r:id="rId20">
-        <w:r>
-          <w:rPr>
-            <w:lang w:val="fr_FR" w:bidi="fr_FR"/>
-          </w:rPr>
-          <w:rPr>
-            <w:color w:val="0000EE"/>
-            <w:u w:val="single"/>
-          </w:rPr>
-          <w:t>chapitres 4–6</w:t>
-        </w:r>
-      </w:hyperlink>
+      <w:r>
+        <w:rPr>
+          <w:lang w:val="fr_FR" w:bidi="fr_FR"/>
+        </w:rPr>
+        <w:t>chapitres 4–6</w:t>
+      </w:r>
       <w:r>
         <w:rPr>
           <w:lang w:val="fr_FR" w:bidi="fr_FR"/>
@@ -519,36 +471,24 @@
         </w:rPr>
         <w:t>Après une brève introduction (</w:t>
       </w:r>
-      <w:hyperlink r:id="rId21">
-        <w:r>
-          <w:rPr>
-            <w:lang w:val="fr_FR" w:bidi="fr_FR"/>
-          </w:rPr>
-          <w:rPr>
-            <w:color w:val="0000EE"/>
-            <w:u w:val="single"/>
-          </w:rPr>
-          <w:t>1.1–2</w:t>
-        </w:r>
-      </w:hyperlink>
+      <w:r>
+        <w:rPr>
+          <w:lang w:val="fr_FR" w:bidi="fr_FR"/>
+        </w:rPr>
+        <w:t>1.1–2</w:t>
+      </w:r>
       <w:r>
         <w:rPr>
           <w:lang w:val="fr_FR" w:bidi="fr_FR"/>
         </w:rPr>
         <w:t>), Paul loue Dieu pour la grâce incroyable que les croyants ont reçue en Christ (</w:t>
       </w:r>
-      <w:hyperlink r:id="rId22">
-        <w:r>
-          <w:rPr>
-            <w:lang w:val="fr_FR" w:bidi="fr_FR"/>
-          </w:rPr>
-          <w:rPr>
-            <w:color w:val="0000EE"/>
-            <w:u w:val="single"/>
-          </w:rPr>
-          <w:t>1.3–14</w:t>
-        </w:r>
-      </w:hyperlink>
+      <w:r>
+        <w:rPr>
+          <w:lang w:val="fr_FR" w:bidi="fr_FR"/>
+        </w:rPr>
+        <w:t>1.3–14</w:t>
+      </w:r>
       <w:r>
         <w:rPr>
           <w:lang w:val="fr_FR" w:bidi="fr_FR"/>
@@ -567,18 +507,12 @@
         </w:rPr>
         <w:t xml:space="preserve"> (</w:t>
       </w:r>
-      <w:hyperlink r:id="rId23">
-        <w:r>
-          <w:rPr>
-            <w:lang w:val="fr_FR" w:bidi="fr_FR"/>
-          </w:rPr>
-          <w:rPr>
-            <w:color w:val="0000EE"/>
-            <w:u w:val="single"/>
-          </w:rPr>
-          <w:t>1.15–23</w:t>
-        </w:r>
-      </w:hyperlink>
+      <w:r>
+        <w:rPr>
+          <w:lang w:val="fr_FR" w:bidi="fr_FR"/>
+        </w:rPr>
+        <w:t>1.15–23</w:t>
+      </w:r>
       <w:r>
         <w:rPr>
           <w:lang w:val="fr_FR" w:bidi="fr_FR"/>
@@ -597,18 +531,12 @@
         </w:rPr>
         <w:t xml:space="preserve"> (</w:t>
       </w:r>
-      <w:hyperlink r:id="rId24">
-        <w:r>
-          <w:rPr>
-            <w:lang w:val="fr_FR" w:bidi="fr_FR"/>
-          </w:rPr>
-          <w:rPr>
-            <w:color w:val="0000EE"/>
-            <w:u w:val="single"/>
-          </w:rPr>
-          <w:t>2.1–10</w:t>
-        </w:r>
-      </w:hyperlink>
+      <w:r>
+        <w:rPr>
+          <w:lang w:val="fr_FR" w:bidi="fr_FR"/>
+        </w:rPr>
+        <w:t>2.1–10</w:t>
+      </w:r>
       <w:r>
         <w:rPr>
           <w:lang w:val="fr_FR" w:bidi="fr_FR"/>
@@ -627,18 +555,12 @@
         </w:rPr>
         <w:t>(</w:t>
       </w:r>
-      <w:hyperlink r:id="rId25">
-        <w:r>
-          <w:rPr>
-            <w:lang w:val="fr_FR" w:bidi="fr_FR"/>
-          </w:rPr>
-          <w:rPr>
-            <w:color w:val="0000EE"/>
-            <w:u w:val="single"/>
-          </w:rPr>
-          <w:t>2.11–22</w:t>
-        </w:r>
-      </w:hyperlink>
+      <w:r>
+        <w:rPr>
+          <w:lang w:val="fr_FR" w:bidi="fr_FR"/>
+        </w:rPr>
+        <w:t>2.11–22</w:t>
+      </w:r>
       <w:r>
         <w:rPr>
           <w:lang w:val="fr_FR" w:bidi="fr_FR"/>
@@ -659,36 +581,24 @@
         </w:rPr>
         <w:t>Paul est celui qui a été chargé par Dieu de leur apporter cette merveilleuse Bonne Nouvelle (</w:t>
       </w:r>
-      <w:hyperlink r:id="rId26">
-        <w:r>
-          <w:rPr>
-            <w:lang w:val="fr_FR" w:bidi="fr_FR"/>
-          </w:rPr>
-          <w:rPr>
-            <w:color w:val="0000EE"/>
-            <w:u w:val="single"/>
-          </w:rPr>
-          <w:t>3.1–13</w:t>
-        </w:r>
-      </w:hyperlink>
+      <w:r>
+        <w:rPr>
+          <w:lang w:val="fr_FR" w:bidi="fr_FR"/>
+        </w:rPr>
+        <w:t>3.1–13</w:t>
+      </w:r>
       <w:r>
         <w:rPr>
           <w:lang w:val="fr_FR" w:bidi="fr_FR"/>
         </w:rPr>
         <w:t>). Sa deuxième prière pour eux (</w:t>
       </w:r>
-      <w:hyperlink r:id="rId27">
-        <w:r>
-          <w:rPr>
-            <w:lang w:val="fr_FR" w:bidi="fr_FR"/>
-          </w:rPr>
-          <w:rPr>
-            <w:color w:val="0000EE"/>
-            <w:u w:val="single"/>
-          </w:rPr>
-          <w:t>3.14–21</w:t>
-        </w:r>
-      </w:hyperlink>
+      <w:r>
+        <w:rPr>
+          <w:lang w:val="fr_FR" w:bidi="fr_FR"/>
+        </w:rPr>
+        <w:t>3.14–21</w:t>
+      </w:r>
       <w:r>
         <w:rPr>
           <w:lang w:val="fr_FR" w:bidi="fr_FR"/>
@@ -709,36 +619,24 @@
         </w:rPr>
         <w:t>En réponse, ils doivent vivre une vie d’humilité, de grâce et d’amour, une vie digne de leur appel, en utilisant leurs dons donnés par Dieu pour construire le corps du Christ (</w:t>
       </w:r>
-      <w:hyperlink r:id="rId28">
-        <w:r>
-          <w:rPr>
-            <w:lang w:val="fr_FR" w:bidi="fr_FR"/>
-          </w:rPr>
-          <w:rPr>
-            <w:color w:val="0000EE"/>
-            <w:u w:val="single"/>
-          </w:rPr>
-          <w:t>4.1–16</w:t>
-        </w:r>
-      </w:hyperlink>
+      <w:r>
+        <w:rPr>
+          <w:lang w:val="fr_FR" w:bidi="fr_FR"/>
+        </w:rPr>
+        <w:t>4.1–16</w:t>
+      </w:r>
       <w:r>
         <w:rPr>
           <w:lang w:val="fr_FR" w:bidi="fr_FR"/>
         </w:rPr>
         <w:t>). Ils doivent se détourner des ténèbres de leurs anciennes voies pécheresses et vivre comme des enfants de lumière. Remplis de bonté et d’amour dans le Saint-Esprit, et suivant l’exemple du Christ, leurs vies doivent plaire à Dieu en toutes choses (</w:t>
       </w:r>
-      <w:hyperlink r:id="rId29">
-        <w:r>
-          <w:rPr>
-            <w:lang w:val="fr_FR" w:bidi="fr_FR"/>
-          </w:rPr>
-          <w:rPr>
-            <w:color w:val="0000EE"/>
-            <w:u w:val="single"/>
-          </w:rPr>
-          <w:t>4.17–5.20</w:t>
-        </w:r>
-      </w:hyperlink>
+      <w:r>
+        <w:rPr>
+          <w:lang w:val="fr_FR" w:bidi="fr_FR"/>
+        </w:rPr>
+        <w:t>4.17–5.20</w:t>
+      </w:r>
       <w:r>
         <w:rPr>
           <w:lang w:val="fr_FR" w:bidi="fr_FR"/>
@@ -771,54 +669,36 @@
         </w:rPr>
         <w:t xml:space="preserve"> (</w:t>
       </w:r>
-      <w:hyperlink r:id="rId30">
-        <w:r>
-          <w:rPr>
-            <w:lang w:val="fr_FR" w:bidi="fr_FR"/>
-          </w:rPr>
-          <w:rPr>
-            <w:color w:val="0000EE"/>
-            <w:u w:val="single"/>
-          </w:rPr>
-          <w:t>5.21–6.9</w:t>
-        </w:r>
-      </w:hyperlink>
+      <w:r>
+        <w:rPr>
+          <w:lang w:val="fr_FR" w:bidi="fr_FR"/>
+        </w:rPr>
+        <w:t>5.21–6.9</w:t>
+      </w:r>
       <w:r>
         <w:rPr>
           <w:lang w:val="fr_FR" w:bidi="fr_FR"/>
         </w:rPr>
         <w:t>). Enfin, ils sont avertis de revêtir l’armure de Dieu pour se protéger du diable (</w:t>
       </w:r>
-      <w:hyperlink r:id="rId31">
-        <w:r>
-          <w:rPr>
-            <w:lang w:val="fr_FR" w:bidi="fr_FR"/>
-          </w:rPr>
-          <w:rPr>
-            <w:color w:val="0000EE"/>
-            <w:u w:val="single"/>
-          </w:rPr>
-          <w:t>6.10–20</w:t>
-        </w:r>
-      </w:hyperlink>
+      <w:r>
+        <w:rPr>
+          <w:lang w:val="fr_FR" w:bidi="fr_FR"/>
+        </w:rPr>
+        <w:t>6.10–20</w:t>
+      </w:r>
       <w:r>
         <w:rPr>
           <w:lang w:val="fr_FR" w:bidi="fr_FR"/>
         </w:rPr>
         <w:t>). Paul conclut avec quelques mots personnels et une bénédiction (</w:t>
       </w:r>
-      <w:hyperlink r:id="rId32">
-        <w:r>
-          <w:rPr>
-            <w:lang w:val="fr_FR" w:bidi="fr_FR"/>
-          </w:rPr>
-          <w:rPr>
-            <w:color w:val="0000EE"/>
-            <w:u w:val="single"/>
-          </w:rPr>
-          <w:t>6.21–24</w:t>
-        </w:r>
-      </w:hyperlink>
+      <w:r>
+        <w:rPr>
+          <w:lang w:val="fr_FR" w:bidi="fr_FR"/>
+        </w:rPr>
+        <w:t>6.21–24</w:t>
+      </w:r>
       <w:r>
         <w:rPr>
           <w:lang w:val="fr_FR" w:bidi="fr_FR"/>
@@ -870,36 +750,24 @@
         </w:rPr>
         <w:t xml:space="preserve"> (par exemple, les chapitres </w:t>
       </w:r>
-      <w:hyperlink r:id="rId19">
-        <w:r>
-          <w:rPr>
-            <w:lang w:val="fr_FR" w:bidi="fr_FR"/>
-          </w:rPr>
-          <w:rPr>
-            <w:color w:val="0000EE"/>
-            <w:u w:val="single"/>
-          </w:rPr>
-          <w:t>Ep 1–3</w:t>
-        </w:r>
-      </w:hyperlink>
+      <w:r>
+        <w:rPr>
+          <w:lang w:val="fr_FR" w:bidi="fr_FR"/>
+        </w:rPr>
+        <w:t>Ep 1–3</w:t>
+      </w:r>
       <w:r>
         <w:rPr>
           <w:lang w:val="fr_FR" w:bidi="fr_FR"/>
         </w:rPr>
         <w:t xml:space="preserve"> incluent de longues sections de bénédiction, de louange et de prière) ; (3) des développements dans la pensée de Paul ; (4) de l’utilisation par Paul de secrétaires (voir </w:t>
       </w:r>
-      <w:hyperlink r:id="rId33">
-        <w:r>
-          <w:rPr>
-            <w:lang w:val="fr_FR" w:bidi="fr_FR"/>
-          </w:rPr>
-          <w:rPr>
-            <w:color w:val="0000EE"/>
-            <w:u w:val="single"/>
-          </w:rPr>
-          <w:t>Rm 16.22</w:t>
-        </w:r>
-      </w:hyperlink>
+      <w:r>
+        <w:rPr>
+          <w:lang w:val="fr_FR" w:bidi="fr_FR"/>
+        </w:rPr>
+        <w:t>Rm 16.22</w:t>
+      </w:r>
       <w:r>
         <w:rPr>
           <w:lang w:val="fr_FR" w:bidi="fr_FR"/>
@@ -950,54 +818,36 @@
         </w:rPr>
         <w:t xml:space="preserve"> (</w:t>
       </w:r>
-      <w:hyperlink r:id="rId34">
-        <w:r>
-          <w:rPr>
-            <w:lang w:val="fr_FR" w:bidi="fr_FR"/>
-          </w:rPr>
-          <w:rPr>
-            <w:color w:val="0000EE"/>
-            <w:u w:val="single"/>
-          </w:rPr>
-          <w:t>Ep 1.1</w:t>
-        </w:r>
-      </w:hyperlink>
+      <w:r>
+        <w:rPr>
+          <w:lang w:val="fr_FR" w:bidi="fr_FR"/>
+        </w:rPr>
+        <w:t>Ep 1.1</w:t>
+      </w:r>
       <w:r>
         <w:rPr>
           <w:lang w:val="fr_FR" w:bidi="fr_FR"/>
         </w:rPr>
         <w:t xml:space="preserve">) dans de nombreux manuscrits anciens, et sur (2) l’absence de salutations personnelles ou de références dans la lettre aux Éphésiens, une omission surprenante si la lettre était destinée à l’Église d’Éphèse, étant donné le séjour prolongé de Paul dans la ville et le fait qu’il connaissait cette Église personnellement (voir </w:t>
       </w:r>
-      <w:hyperlink r:id="rId35">
-        <w:r>
-          <w:rPr>
-            <w:lang w:val="fr_FR" w:bidi="fr_FR"/>
-          </w:rPr>
-          <w:rPr>
-            <w:color w:val="0000EE"/>
-            <w:u w:val="single"/>
-          </w:rPr>
-          <w:t xml:space="preserve">Ac 19.10 </w:t>
-        </w:r>
-      </w:hyperlink>
+      <w:r>
+        <w:rPr>
+          <w:lang w:val="fr_FR" w:bidi="fr_FR"/>
+        </w:rPr>
+        <w:t xml:space="preserve">Ac 19.10 </w:t>
+      </w:r>
       <w:r>
         <w:rPr>
           <w:lang w:val="fr_FR" w:bidi="fr_FR"/>
         </w:rPr>
         <w:t xml:space="preserve">; </w:t>
       </w:r>
-      <w:hyperlink r:id="rId36">
-        <w:r>
-          <w:rPr>
-            <w:lang w:val="fr_FR" w:bidi="fr_FR"/>
-          </w:rPr>
-          <w:rPr>
-            <w:color w:val="0000EE"/>
-            <w:u w:val="single"/>
-          </w:rPr>
-          <w:t>20.31</w:t>
-        </w:r>
-      </w:hyperlink>
+      <w:r>
+        <w:rPr>
+          <w:lang w:val="fr_FR" w:bidi="fr_FR"/>
+        </w:rPr>
+        <w:t>20.31</w:t>
+      </w:r>
       <w:r>
         <w:rPr>
           <w:lang w:val="fr_FR" w:bidi="fr_FR"/>
@@ -1035,18 +885,12 @@
         </w:rPr>
         <w:t xml:space="preserve">voir </w:t>
       </w:r>
-      <w:hyperlink r:id="rId18">
-        <w:r>
-          <w:rPr>
-            <w:lang w:val="fr_FR" w:bidi="fr_FR"/>
-          </w:rPr>
-          <w:rPr>
-            <w:color w:val="0000EE"/>
-            <w:u w:val="single"/>
-          </w:rPr>
-          <w:t>2Co 11.23–27</w:t>
-        </w:r>
-      </w:hyperlink>
+      <w:r>
+        <w:rPr>
+          <w:lang w:val="fr_FR" w:bidi="fr_FR"/>
+        </w:rPr>
+        <w:t>2Co 11.23–27</w:t>
+      </w:r>
       <w:r>
         <w:rPr>
           <w:lang w:val="fr_FR" w:bidi="fr_FR"/>
@@ -1102,90 +946,60 @@
         </w:rPr>
         <w:t xml:space="preserve"> (</w:t>
       </w:r>
-      <w:hyperlink r:id="rId22">
-        <w:r>
-          <w:rPr>
-            <w:lang w:val="fr_FR" w:bidi="fr_FR"/>
-          </w:rPr>
-          <w:rPr>
-            <w:color w:val="0000EE"/>
-            <w:u w:val="single"/>
-          </w:rPr>
-          <w:t>Ep 1.3–14</w:t>
-        </w:r>
-      </w:hyperlink>
+      <w:r>
+        <w:rPr>
+          <w:lang w:val="fr_FR" w:bidi="fr_FR"/>
+        </w:rPr>
+        <w:t>Ep 1.3–14</w:t>
+      </w:r>
       <w:r>
         <w:rPr>
           <w:lang w:val="fr_FR" w:bidi="fr_FR"/>
         </w:rPr>
         <w:t>). Le salut ne peut jamais être considéré comme quelque chose de mérité ; c’est un pur don (</w:t>
       </w:r>
-      <w:hyperlink r:id="rId37">
-        <w:r>
-          <w:rPr>
-            <w:lang w:val="fr_FR" w:bidi="fr_FR"/>
-          </w:rPr>
-          <w:rPr>
-            <w:color w:val="0000EE"/>
-            <w:u w:val="single"/>
-          </w:rPr>
-          <w:t>Ep 2.8–9</w:t>
-        </w:r>
-      </w:hyperlink>
+      <w:r>
+        <w:rPr>
+          <w:lang w:val="fr_FR" w:bidi="fr_FR"/>
+        </w:rPr>
+        <w:t>Ep 2.8–9</w:t>
+      </w:r>
       <w:r>
         <w:rPr>
           <w:lang w:val="fr_FR" w:bidi="fr_FR"/>
         </w:rPr>
         <w:t>). En conséquence, les croyants savent qu’ils sont appelés à louer Dieu pour toujours pour sa grâce extraordinaire (</w:t>
       </w:r>
-      <w:hyperlink r:id="rId38">
-        <w:r>
-          <w:rPr>
-            <w:lang w:val="fr_FR" w:bidi="fr_FR"/>
-          </w:rPr>
-          <w:rPr>
-            <w:color w:val="0000EE"/>
-            <w:u w:val="single"/>
-          </w:rPr>
-          <w:t>Ep 1.6</w:t>
-        </w:r>
-      </w:hyperlink>
+      <w:r>
+        <w:rPr>
+          <w:lang w:val="fr_FR" w:bidi="fr_FR"/>
+        </w:rPr>
+        <w:t>Ep 1.6</w:t>
+      </w:r>
       <w:r>
         <w:rPr>
           <w:lang w:val="fr_FR" w:bidi="fr_FR"/>
         </w:rPr>
         <w:t xml:space="preserve">, </w:t>
       </w:r>
-      <w:hyperlink r:id="rId39">
-        <w:r>
-          <w:rPr>
-            <w:lang w:val="fr_FR" w:bidi="fr_FR"/>
-          </w:rPr>
-          <w:rPr>
-            <w:color w:val="0000EE"/>
-            <w:u w:val="single"/>
-          </w:rPr>
-          <w:t>12</w:t>
-        </w:r>
-      </w:hyperlink>
+      <w:r>
+        <w:rPr>
+          <w:lang w:val="fr_FR" w:bidi="fr_FR"/>
+        </w:rPr>
+        <w:t>12</w:t>
+      </w:r>
       <w:r>
         <w:rPr>
           <w:lang w:val="fr_FR" w:bidi="fr_FR"/>
         </w:rPr>
         <w:t xml:space="preserve">, </w:t>
       </w:r>
-      <w:hyperlink r:id="rId40">
-        <w:r>
-          <w:rPr>
-            <w:lang w:val="fr_FR" w:bidi="fr_FR"/>
-          </w:rPr>
-          <w:rPr>
-            <w:color w:val="0000EE"/>
-            <w:u w:val="single"/>
-          </w:rPr>
-          <w:t>14</w:t>
-        </w:r>
-      </w:hyperlink>
+      <w:r>
+        <w:rPr>
+          <w:lang w:val="fr_FR" w:bidi="fr_FR"/>
+        </w:rPr>
+        <w:t>14</w:t>
+      </w:r>
       <w:r>
         <w:rPr>
           <w:lang w:val="fr_FR" w:bidi="fr_FR"/>
@@ -1212,36 +1026,24 @@
         </w:rPr>
         <w:t xml:space="preserve"> (voir </w:t>
       </w:r>
-      <w:hyperlink r:id="rId41">
-        <w:r>
-          <w:rPr>
-            <w:lang w:val="fr_FR" w:bidi="fr_FR"/>
-          </w:rPr>
-          <w:rPr>
-            <w:color w:val="0000EE"/>
-            <w:u w:val="single"/>
-          </w:rPr>
-          <w:t>Ep 2.1–3</w:t>
-        </w:r>
-      </w:hyperlink>
+      <w:r>
+        <w:rPr>
+          <w:lang w:val="fr_FR" w:bidi="fr_FR"/>
+        </w:rPr>
+        <w:t>Ep 2.1–3</w:t>
+      </w:r>
       <w:r>
         <w:rPr>
           <w:lang w:val="fr_FR" w:bidi="fr_FR"/>
         </w:rPr>
         <w:t xml:space="preserve">, </w:t>
       </w:r>
-      <w:hyperlink r:id="rId42">
-        <w:r>
-          <w:rPr>
-            <w:lang w:val="fr_FR" w:bidi="fr_FR"/>
-          </w:rPr>
-          <w:rPr>
-            <w:color w:val="0000EE"/>
-            <w:u w:val="single"/>
-          </w:rPr>
-          <w:t>12</w:t>
-        </w:r>
-      </w:hyperlink>
+      <w:r>
+        <w:rPr>
+          <w:lang w:val="fr_FR" w:bidi="fr_FR"/>
+        </w:rPr>
+        <w:t>12</w:t>
+      </w:r>
       <w:r>
         <w:rPr>
           <w:lang w:val="fr_FR" w:bidi="fr_FR"/>
@@ -1260,54 +1062,36 @@
         </w:rPr>
         <w:t xml:space="preserve">Ce concept paraît d’une sévérité troublante aux mentalités modernes ; il repose sur une vision beaucoup plus forte du péché humain et de la sainteté absolue de Dieu que celle à laquelle la plupart des Occidentaux sont habitués aujourd’hui. En dehors du Christ, les êtres humains sont dominés par le péché et soumis au diable. L’évangélisation est donc urgente (voir </w:t>
       </w:r>
-      <w:hyperlink r:id="rId43">
-        <w:r>
-          <w:rPr>
-            <w:lang w:val="fr_FR" w:bidi="fr_FR"/>
-          </w:rPr>
-          <w:rPr>
-            <w:color w:val="0000EE"/>
-            <w:u w:val="single"/>
-          </w:rPr>
-          <w:t>Mc 16.15–16</w:t>
-        </w:r>
-      </w:hyperlink>
+      <w:r>
+        <w:rPr>
+          <w:lang w:val="fr_FR" w:bidi="fr_FR"/>
+        </w:rPr>
+        <w:t>Mc 16.15–16</w:t>
+      </w:r>
       <w:r>
         <w:rPr>
           <w:lang w:val="fr_FR" w:bidi="fr_FR"/>
         </w:rPr>
         <w:t xml:space="preserve"> ; cf. </w:t>
       </w:r>
-      <w:hyperlink r:id="rId44">
-        <w:r>
-          <w:rPr>
-            <w:lang w:val="fr_FR" w:bidi="fr_FR"/>
-          </w:rPr>
-          <w:rPr>
-            <w:color w:val="0000EE"/>
-            <w:u w:val="single"/>
-          </w:rPr>
-          <w:t>Rm 9.1–3</w:t>
-        </w:r>
-      </w:hyperlink>
+      <w:r>
+        <w:rPr>
+          <w:lang w:val="fr_FR" w:bidi="fr_FR"/>
+        </w:rPr>
+        <w:t>Rm 9.1–3</w:t>
+      </w:r>
       <w:r>
         <w:rPr>
           <w:lang w:val="fr_FR" w:bidi="fr_FR"/>
         </w:rPr>
         <w:t xml:space="preserve"> ; </w:t>
       </w:r>
-      <w:hyperlink r:id="rId45">
-        <w:r>
-          <w:rPr>
-            <w:lang w:val="fr_FR" w:bidi="fr_FR"/>
-          </w:rPr>
-          <w:rPr>
-            <w:color w:val="0000EE"/>
-            <w:u w:val="single"/>
-          </w:rPr>
-          <w:t>10.1</w:t>
-        </w:r>
-      </w:hyperlink>
+      <w:r>
+        <w:rPr>
+          <w:lang w:val="fr_FR" w:bidi="fr_FR"/>
+        </w:rPr>
+        <w:t>10.1</w:t>
+      </w:r>
       <w:r>
         <w:rPr>
           <w:lang w:val="fr_FR" w:bidi="fr_FR"/>
@@ -1328,108 +1112,72 @@
         </w:rPr>
         <w:t xml:space="preserve">L’unité de l’Église. Le plan extraordinaire de Dieu est d’inclure les Gentils dans sa famille (voir </w:t>
       </w:r>
-      <w:hyperlink r:id="rId46">
-        <w:r>
-          <w:rPr>
-            <w:lang w:val="fr_FR" w:bidi="fr_FR"/>
-          </w:rPr>
-          <w:rPr>
-            <w:color w:val="0000EE"/>
-            <w:u w:val="single"/>
-          </w:rPr>
-          <w:t>Ep 2.11–3.6</w:t>
-        </w:r>
-      </w:hyperlink>
+      <w:r>
+        <w:rPr>
+          <w:lang w:val="fr_FR" w:bidi="fr_FR"/>
+        </w:rPr>
+        <w:t>Ep 2.11–3.6</w:t>
+      </w:r>
       <w:r>
         <w:rPr>
           <w:lang w:val="fr_FR" w:bidi="fr_FR"/>
         </w:rPr>
         <w:t xml:space="preserve">). Les distinctions ethniques ne signifient rien pour Dieu et elles ne devraient rien signifier pour le peuple de Dieu (cf. </w:t>
       </w:r>
-      <w:hyperlink r:id="rId47">
-        <w:r>
-          <w:rPr>
-            <w:lang w:val="fr_FR" w:bidi="fr_FR"/>
-          </w:rPr>
-          <w:rPr>
-            <w:color w:val="0000EE"/>
-            <w:u w:val="single"/>
-          </w:rPr>
-          <w:t>Ga 3.28</w:t>
-        </w:r>
-      </w:hyperlink>
+      <w:r>
+        <w:rPr>
+          <w:lang w:val="fr_FR" w:bidi="fr_FR"/>
+        </w:rPr>
+        <w:t>Ga 3.28</w:t>
+      </w:r>
       <w:r>
         <w:rPr>
           <w:lang w:val="fr_FR" w:bidi="fr_FR"/>
         </w:rPr>
         <w:t xml:space="preserve">). Puisque Dieu a réuni des personnes de tous horizons ethniques dans son Église (voir </w:t>
       </w:r>
-      <w:hyperlink r:id="rId48">
-        <w:r>
-          <w:rPr>
-            <w:lang w:val="fr_FR" w:bidi="fr_FR"/>
-          </w:rPr>
-          <w:rPr>
-            <w:color w:val="0000EE"/>
-            <w:u w:val="single"/>
-          </w:rPr>
-          <w:t>Ep 2.14–17</w:t>
-        </w:r>
-      </w:hyperlink>
+      <w:r>
+        <w:rPr>
+          <w:lang w:val="fr_FR" w:bidi="fr_FR"/>
+        </w:rPr>
+        <w:t>Ep 2.14–17</w:t>
+      </w:r>
       <w:r>
         <w:rPr>
           <w:lang w:val="fr_FR" w:bidi="fr_FR"/>
         </w:rPr>
         <w:t xml:space="preserve"> ; </w:t>
       </w:r>
-      <w:hyperlink r:id="rId49">
-        <w:r>
-          <w:rPr>
-            <w:lang w:val="fr_FR" w:bidi="fr_FR"/>
-          </w:rPr>
-          <w:rPr>
-            <w:color w:val="0000EE"/>
-            <w:u w:val="single"/>
-          </w:rPr>
-          <w:t>3.6</w:t>
-        </w:r>
-      </w:hyperlink>
+      <w:r>
+        <w:rPr>
+          <w:lang w:val="fr_FR" w:bidi="fr_FR"/>
+        </w:rPr>
+        <w:t>3.6</w:t>
+      </w:r>
       <w:r>
         <w:rPr>
           <w:lang w:val="fr_FR" w:bidi="fr_FR"/>
         </w:rPr>
         <w:t xml:space="preserve">), les croyants devaient répondre en s’accueillant chaleureusement les uns les autres dans l’humilité, la grâce et l’amour, sans considération des différences ethniques (voir </w:t>
       </w:r>
-      <w:hyperlink r:id="rId50">
-        <w:r>
-          <w:rPr>
-            <w:lang w:val="fr_FR" w:bidi="fr_FR"/>
-          </w:rPr>
-          <w:rPr>
-            <w:color w:val="0000EE"/>
-            <w:u w:val="single"/>
-          </w:rPr>
-          <w:t>Ep 4.1–6</w:t>
-        </w:r>
-      </w:hyperlink>
+      <w:r>
+        <w:rPr>
+          <w:lang w:val="fr_FR" w:bidi="fr_FR"/>
+        </w:rPr>
+        <w:t>Ep 4.1–6</w:t>
+      </w:r>
       <w:r>
         <w:rPr>
           <w:lang w:val="fr_FR" w:bidi="fr_FR"/>
         </w:rPr>
         <w:t xml:space="preserve"> ; </w:t>
       </w:r>
-      <w:hyperlink r:id="rId51">
-        <w:r>
-          <w:rPr>
-            <w:lang w:val="fr_FR" w:bidi="fr_FR"/>
-          </w:rPr>
-          <w:rPr>
-            <w:color w:val="0000EE"/>
-            <w:u w:val="single"/>
-          </w:rPr>
-          <w:t>Rm 15.5–7</w:t>
-        </w:r>
-      </w:hyperlink>
+      <w:r>
+        <w:rPr>
+          <w:lang w:val="fr_FR" w:bidi="fr_FR"/>
+        </w:rPr>
+        <w:t>Rm 15.5–7</w:t>
+      </w:r>
       <w:r>
         <w:rPr>
           <w:lang w:val="fr_FR" w:bidi="fr_FR"/>
@@ -1450,144 +1198,96 @@
         </w:rPr>
         <w:t xml:space="preserve">Vivre comme Christ. Dans les chapitres </w:t>
       </w:r>
-      <w:hyperlink r:id="rId20">
-        <w:r>
-          <w:rPr>
-            <w:lang w:val="fr_FR" w:bidi="fr_FR"/>
-          </w:rPr>
-          <w:rPr>
-            <w:color w:val="0000EE"/>
-            <w:u w:val="single"/>
-          </w:rPr>
-          <w:t>Ep 4–6</w:t>
-        </w:r>
-      </w:hyperlink>
+      <w:r>
+        <w:rPr>
+          <w:lang w:val="fr_FR" w:bidi="fr_FR"/>
+        </w:rPr>
+        <w:t>Ep 4–6</w:t>
+      </w:r>
       <w:r>
         <w:rPr>
           <w:lang w:val="fr_FR" w:bidi="fr_FR"/>
         </w:rPr>
         <w:t>, Paul nous offre une belle image de la vie chrétienne telle qu’elle devrait être vécue. Les croyants doivent se détourner des ténèbres de leur vie passée et, remplis du Saint-Esprit, vivre comme de nouvelles personnes de lumière, et ne chercher que ce qui est « bon, juste et vrai » (</w:t>
       </w:r>
-      <w:hyperlink r:id="rId52">
-        <w:r>
-          <w:rPr>
-            <w:lang w:val="fr_FR" w:bidi="fr_FR"/>
-          </w:rPr>
-          <w:rPr>
-            <w:color w:val="0000EE"/>
-            <w:u w:val="single"/>
-          </w:rPr>
-          <w:t>Ep 5.9</w:t>
-        </w:r>
-      </w:hyperlink>
+      <w:r>
+        <w:rPr>
+          <w:lang w:val="fr_FR" w:bidi="fr_FR"/>
+        </w:rPr>
+        <w:t>Ep 5.9</w:t>
+      </w:r>
       <w:r>
         <w:rPr>
           <w:lang w:val="fr_FR" w:bidi="fr_FR"/>
         </w:rPr>
         <w:t xml:space="preserve">). Ils doivent exprimer douceur, intégrité, respect, gentillesse et amour envers les autres. En relation avec Dieu, leur vie doit être remplie de pureté, de louange et de reconnaissance (voir </w:t>
       </w:r>
-      <w:hyperlink r:id="rId29">
-        <w:r>
-          <w:rPr>
-            <w:lang w:val="fr_FR" w:bidi="fr_FR"/>
-          </w:rPr>
-          <w:rPr>
-            <w:color w:val="0000EE"/>
-            <w:u w:val="single"/>
-          </w:rPr>
-          <w:t>Ep 4.17–5.20</w:t>
-        </w:r>
-      </w:hyperlink>
+      <w:r>
+        <w:rPr>
+          <w:lang w:val="fr_FR" w:bidi="fr_FR"/>
+        </w:rPr>
+        <w:t>Ep 4.17–5.20</w:t>
+      </w:r>
       <w:r>
         <w:rPr>
           <w:lang w:val="fr_FR" w:bidi="fr_FR"/>
         </w:rPr>
         <w:t xml:space="preserve">). Les croyants doivent devenir comme Christ et le refléter dans tout ce qu’ils font et disent (voir </w:t>
       </w:r>
-      <w:hyperlink r:id="rId53">
-        <w:r>
-          <w:rPr>
-            <w:lang w:val="fr_FR" w:bidi="fr_FR"/>
-          </w:rPr>
-          <w:rPr>
-            <w:color w:val="0000EE"/>
-            <w:u w:val="single"/>
-          </w:rPr>
-          <w:t>Ep 4.13</w:t>
-        </w:r>
-      </w:hyperlink>
+      <w:r>
+        <w:rPr>
+          <w:lang w:val="fr_FR" w:bidi="fr_FR"/>
+        </w:rPr>
+        <w:t>Ep 4.13</w:t>
+      </w:r>
       <w:r>
         <w:rPr>
           <w:lang w:val="fr_FR" w:bidi="fr_FR"/>
         </w:rPr>
         <w:t xml:space="preserve">, </w:t>
       </w:r>
-      <w:hyperlink r:id="rId54">
-        <w:r>
-          <w:rPr>
-            <w:lang w:val="fr_FR" w:bidi="fr_FR"/>
-          </w:rPr>
-          <w:rPr>
-            <w:color w:val="0000EE"/>
-            <w:u w:val="single"/>
-          </w:rPr>
-          <w:t>15</w:t>
-        </w:r>
-      </w:hyperlink>
+      <w:r>
+        <w:rPr>
+          <w:lang w:val="fr_FR" w:bidi="fr_FR"/>
+        </w:rPr>
+        <w:t>15</w:t>
+      </w:r>
       <w:r>
         <w:rPr>
           <w:lang w:val="fr_FR" w:bidi="fr_FR"/>
         </w:rPr>
         <w:t xml:space="preserve"> ; </w:t>
       </w:r>
-      <w:hyperlink r:id="rId55">
-        <w:r>
-          <w:rPr>
-            <w:lang w:val="fr_FR" w:bidi="fr_FR"/>
-          </w:rPr>
-          <w:rPr>
-            <w:color w:val="0000EE"/>
-            <w:u w:val="single"/>
-          </w:rPr>
-          <w:t>Rm 8.29</w:t>
-        </w:r>
-      </w:hyperlink>
+      <w:r>
+        <w:rPr>
+          <w:lang w:val="fr_FR" w:bidi="fr_FR"/>
+        </w:rPr>
+        <w:t>Rm 8.29</w:t>
+      </w:r>
       <w:r>
         <w:rPr>
           <w:lang w:val="fr_FR" w:bidi="fr_FR"/>
         </w:rPr>
         <w:t xml:space="preserve">). En Christ, ils ont été créés à nouveau pour être comme Dieu (voir </w:t>
       </w:r>
-      <w:hyperlink r:id="rId56">
-        <w:r>
-          <w:rPr>
-            <w:lang w:val="fr_FR" w:bidi="fr_FR"/>
-          </w:rPr>
-          <w:rPr>
-            <w:color w:val="0000EE"/>
-            <w:u w:val="single"/>
-          </w:rPr>
-          <w:t>Ep 4.24</w:t>
-        </w:r>
-      </w:hyperlink>
+      <w:r>
+        <w:rPr>
+          <w:lang w:val="fr_FR" w:bidi="fr_FR"/>
+        </w:rPr>
+        <w:t>Ep 4.24</w:t>
+      </w:r>
       <w:r>
         <w:rPr>
           <w:lang w:val="fr_FR" w:bidi="fr_FR"/>
         </w:rPr>
         <w:t xml:space="preserve"> ; </w:t>
       </w:r>
-      <w:hyperlink r:id="rId57">
-        <w:r>
-          <w:rPr>
-            <w:lang w:val="fr_FR" w:bidi="fr_FR"/>
-          </w:rPr>
-          <w:rPr>
-            <w:color w:val="0000EE"/>
-            <w:u w:val="single"/>
-          </w:rPr>
-          <w:t>5.1–2</w:t>
-        </w:r>
-      </w:hyperlink>
+      <w:r>
+        <w:rPr>
+          <w:lang w:val="fr_FR" w:bidi="fr_FR"/>
+        </w:rPr>
+        <w:t>5.1–2</w:t>
+      </w:r>
       <w:r>
         <w:rPr>
           <w:lang w:val="fr_FR" w:bidi="fr_FR"/>
@@ -1608,18 +1308,12 @@
         </w:rPr>
         <w:t xml:space="preserve">Respect et amour à la maison. Dans les versets </w:t>
       </w:r>
-      <w:hyperlink r:id="rId30">
-        <w:r>
-          <w:rPr>
-            <w:lang w:val="fr_FR" w:bidi="fr_FR"/>
-          </w:rPr>
-          <w:rPr>
-            <w:color w:val="0000EE"/>
-            <w:u w:val="single"/>
-          </w:rPr>
-          <w:t>Ep 5.21–6.9</w:t>
-        </w:r>
-      </w:hyperlink>
+      <w:r>
+        <w:rPr>
+          <w:lang w:val="fr_FR" w:bidi="fr_FR"/>
+        </w:rPr>
+        <w:t>Ep 5.21–6.9</w:t>
+      </w:r>
       <w:r>
         <w:rPr>
           <w:lang w:val="fr_FR" w:bidi="fr_FR"/>
@@ -1640,18 +1334,12 @@
         </w:rPr>
         <w:t xml:space="preserve">Guerre spirituelle. Les versets </w:t>
       </w:r>
-      <w:hyperlink r:id="rId31">
-        <w:r>
-          <w:rPr>
-            <w:lang w:val="fr_FR" w:bidi="fr_FR"/>
-          </w:rPr>
-          <w:rPr>
-            <w:color w:val="0000EE"/>
-            <w:u w:val="single"/>
-          </w:rPr>
-          <w:t>Ep 6.10–20</w:t>
-        </w:r>
-      </w:hyperlink>
+      <w:r>
+        <w:rPr>
+          <w:lang w:val="fr_FR" w:bidi="fr_FR"/>
+        </w:rPr>
+        <w:t>Ep 6.10–20</w:t>
+      </w:r>
       <w:r>
         <w:rPr>
           <w:lang w:val="fr_FR" w:bidi="fr_FR"/>
